--- a/交付成果/第三轮修订版/第三轮4周版/读书会24_三十二身分（身至念）专修_4周资料包（第三版修订）/Word版/第4周_修习利益与观智次第_学员版.docx
+++ b/交付成果/第三轮修订版/第三轮4周版/读书会24_三十二身分（身至念）专修_4周资料包（第三版修订）/Word版/第4周_修习利益与观智次第_学员版.docx
@@ -1711,7 +1711,7 @@
         <w:rPr>
           <w:b w:val="0"/>
         </w:rPr>
-        <w:t>（依据录音转写整理，已校对明显同音错字）</w:t>
+        <w:t>（依据录音转写整理，已按同音讹字统一校订·正文直用正字）</w:t>
       </w:r>
     </w:p>
     <w:p>
@@ -1742,7 +1742,7 @@
         <w:rPr>
           <w:b w:val="0"/>
         </w:rPr>
-        <w:t>[00:12:04.580] 打修这个三四分分呢，它有什么样的利益呢？第一个它是。乐与不乐的征服者，那怎么理解呢？就是我们这个。啊对自己的身体呀。然后。对他人的身体啊啊身体欢喜啊，觉得拥有自己很美貌啊，或者你这个啊，这个男朋友很帅啊啊，然后产生快乐啊。那那这个呢，就是当你去观察它都是一堆上色的成分的时候啊，那么它就不会产生这个边浊啊，就可以征服我们这个。啊，这个对自身身体的贪爱和对他人身体的贪爱。第二个最恐怖。</w:t>
+        <w:t>[00:12:04.580] 打修这个三十二身分呢，它有什么样的利益呢？第一个它是。乐与不乐的征服者，那怎么理解呢？就是我们这个。啊对自己的身体呀。然后。对他人的身体啊啊身体欢喜啊，觉得拥有自己很美貌啊，或者你这个啊，这个男朋友很帅啊啊，然后产生快乐啊。那那这个呢，就是当你去观察它都是一堆三十二种成分的时候啊，那么它就不会产生这个染着啊，就可以征服我们这个。啊，这个对自身身体的贪爱和对他人身体的贪爱。第二个最恐怖。</w:t>
       </w:r>
     </w:p>
     <w:p>
@@ -1757,7 +1757,7 @@
         <w:rPr>
           <w:b w:val="0"/>
         </w:rPr>
-        <w:t>[00:12:56.920] 啊，这个部位恐惧的征服者。哪部位恐惧呢？我就是我们对身体对呃。衰老对于病痛，他很多的这种恐惧啊啊，他其实并没有一个我在生病呢。它只是那一堆生分啊，这个出现问题了啊。啊啊，那这个能够忍耐。很热，好。啊，能忍耐饥渴，</w:t>
+        <w:t>[00:12:56.920] 啊，这个怖畏恐惧的征服者。哪怖畏恐惧呢？我就是我们对身体对呃。衰老对于病痛，他很多的这种恐惧啊啊，他其实并没有一个我在生病呢。它只是那一堆身分啊，这个出现问题了啊。啊啊，那这个能够忍耐。很热，好。啊，能忍耐饥渴，</w:t>
       </w:r>
     </w:p>
     <w:p>
@@ -1772,7 +1772,7 @@
         <w:rPr>
           <w:b w:val="0"/>
         </w:rPr>
-        <w:t>[00:13:26.750] 盲蚊叮咬啊，就是你知道那个所谓的冷热啊，盲蚊虫叮咬啊，它只是那个三色生分的一个反应。啊，他把那个信息传导到你心里面来，那你为了呃传统我们在我们这个思维底层啊，是为了保护自己啊，这个身体啊，这个这个防御机制起作用的。等于你只要接纳接纳这个冷热，接纳这个饥渴啊，接纳这个蚊虫叮咬啊，它就这个知道它就向热身份传递的信息，我们自然而然就不会加重啊那个困扰啊。</w:t>
+        <w:t>[00:13:26.750] 蚊虫叮咬啊，就是你知道那个所谓的冷热啊，蚊虫叮咬啊，它只是那个三十二身分的一个反应。啊，他把那个信息传导到你心里面来，那你为了呃传统我们在我们这个思维底层啊，是为了保护自己啊，这个身体啊，这个这个防御机制起作用的。等于你只要接纳接纳这个冷热，接纳这个饥渴啊，接纳这个蚊虫叮咬啊，它就这个知道它就向热身份传递的信息，我们自然而然就不会加重啊那个困扰啊。</w:t>
       </w:r>
     </w:p>
     <w:p>
@@ -1817,7 +1817,7 @@
         <w:rPr>
           <w:b w:val="0"/>
         </w:rPr>
-        <w:t>[00:15:18.740] 好，那么能够忍，能特言辞抱怨啊？能够这个人家骂你呀？是骂什么呢？是骂我哪一个身份啊？对吧，是骂我的肠子，还是啊，还是骂你的粪便啊？对对你就想你骂你骂的就是我一个身份，没有我啊，他就可以忍耐，就可以超越了，能够忍耐不愉悦，不可以危害生命的生受啊，跟刚才那个是一样的意思啊。这个所谓危害生命呢，就是三色身份的这个出现状况。</w:t>
+        <w:t>[00:15:18.740] 好，那么能够忍，能特言辞抱怨啊？能够这个人家骂你呀？是骂什么呢？是骂我哪一个身分啊？对吧，是骂我的肠子，还是啊，还是骂你的粪便啊？对对你就想你骂你骂的就是我一个身分，没有我啊，他就可以忍耐，就可以超越了，能够忍耐不愉悦，不可以危害生命的身受啊，跟刚才那个是一样的意思啊。这个所谓危害生命呢，就是三十二身分的这个出现状况。</w:t>
       </w:r>
     </w:p>
     <w:p>
@@ -1832,7 +1832,7 @@
         <w:rPr>
           <w:b w:val="0"/>
         </w:rPr>
-        <w:t>[00:15:54.760] 啊，昨天那都真者讲的，就是你只要最差最差，你这个要死了。我们心在耶稣上，我们就安全嘛，对吧？啊，那么能够以四种色变成就四场青黄红白啊，青色呢，就是我们的头发。我们可以取我们头发的颜色修青便，可以修我们的尿，可以用我们的尿的颜色或者脂肪的颜色来修红便啊，黄便。可以用我们的血液来修红便，可以用我们的白骨来修白便。啊，就是取这个颜色了，那你取这个青黄红白修四三八丁，最后可以成就神通啊。</w:t>
+        <w:t>[00:15:54.760] 啊，昨天那尊者讲的，就是你只要最差最差，你这个要死了。我们心在依住上，我们就安全嘛，对吧？啊，那么能够以四种色变成就四禅青黄红白啊，青色呢，就是我们的头发。我们可以取我们头发的颜色修青遍，可以修我们的尿，可以用我们的尿的颜色或者脂肪的颜色来修红遍啊，黄遍。可以用我们的血液来修红遍，可以用我们的白骨来修白遍。啊，就是取这个颜色了，那你取这个青黄红白修四禅八定，最后可以成就神通啊。</w:t>
       </w:r>
     </w:p>
     <w:p>
@@ -2523,7 +2523,7 @@
         <w:rPr>
           <w:b w:val="0"/>
         </w:rPr>
-        <w:t>（依据录音转写整理，已校对明显同音错字）</w:t>
+        <w:t>（依据录音转写整理，已按同音讹字统一校订·正文直用正字）</w:t>
       </w:r>
     </w:p>
     <w:p>
@@ -2554,7 +2554,7 @@
         <w:rPr>
           <w:b w:val="0"/>
         </w:rPr>
-        <w:t>[00:01:48.440] 好，那三色生分呢，对于有定力的人的学习呢，那他就是起坐的时间里面就把三色生分全部联系起来。</w:t>
+        <w:t>[00:01:48.440] 好，那三十二身分呢，对于有定力的人的学习呢，那他就是起坐的时间里面就把三十二身分全部联系起来。</w:t>
       </w:r>
     </w:p>
     <w:p>
@@ -2569,7 +2569,7 @@
         <w:rPr>
           <w:b w:val="0"/>
         </w:rPr>
-        <w:t>[00:01:57.190] 就以前给大家讲的三色身分，很多是针对啊，已经啊，这个证得啊，入出心念四禅的人。啊，那么他就可以快速的像真实看到一样的，这种快速的在身体建立三者身分的感觉。</w:t>
+        <w:t>[00:01:57.190] 就以前给大家讲的三十二身分，很多是针对啊，已经啊，这个证得啊，入出息念四禅的人。啊，那么他就可以快速的像真实看到一样的，这种快速的在身体建立三十二身分的感觉。</w:t>
       </w:r>
     </w:p>
     <w:p>
@@ -2584,7 +2584,7 @@
         <w:rPr>
           <w:b w:val="0"/>
         </w:rPr>
-        <w:t>[00:02:15.280] 啊，那这个。这个三色生风练习成功呢。他举目所示哈，都是一堆三册身份啊，身边的都是三村身份，走出去也是三册身份。啊，然后这个他可以把他的这个禅那的光呢，可以投向三十一界的生命啊。啊，有部分的人呢，三十一切的生命，三十身份也能看到。啊，你可以把这个光投到啊西方啊，这个东方啊北方啊南方啊啊投到这个美国啊加拿大啊。啊，日本啊啊，你会看到到处都是山学生的。啊，那这个是有定力的情况下，他休学了。啊，没有定力情况下的相次身份的练习呢，跟这个比起来呢，就会有比较大的差别啊，这个没有定力的情况下，如果。</w:t>
+        <w:t>[00:02:15.280] 啊，那这个。这个三十二身分练习成功呢。他举目所示哈，都是一堆三十二身分啊，身边的都是三十二身分，走出去也是三十二身分。啊，然后这个他可以把他的这个禅那的光呢，可以投向三十一界的生命啊。啊，有部分的人呢，三十一界的生命，三十二身分也能看到。啊，你可以把这个光投到啊西方啊，这个东方啊北方啊南方啊啊投到这个美国啊加拿大啊。啊，日本啊啊，你会看到到处都是三十二身分的。啊，那这个是有定力的情况下，他修学了。啊，没有定力情况下的三十二身分的练习呢，跟这个比起来呢，就会有比较大的差别啊，这个没有定力的情况下，如果。</w:t>
       </w:r>
     </w:p>
     <w:p>
@@ -2607,7 +2607,7 @@
         <w:rPr>
           <w:b w:val="0"/>
         </w:rPr>
-        <w:t>[00:03:16.660] 呃，我们要修习三色生分呢，有两类啊，一类呢就纯粹。是为了让自己的心啊，在散乱中呢，能够平静下来。啊，那你就选几个啊，身分啊，来回的啊，觉察一下心，平静下来就可以回到你的根本业处。啊，还有一个呢，就是要训练这个第三次身分可验，就是这个不净想。那这个不禁想呢，就是你也同样呢，</w:t>
+        <w:t>[00:03:16.660] 呃，我们要修习三十二身分呢，有两类啊，一类呢就纯粹。是为了让自己的心啊，在散乱中呢，能够平静下来。啊，那你就选几个啊，身分啊，来回的啊，觉察一下心，平静下来就可以回到你的根本业处。啊，还有一个呢，就是要训练这个三十二身分可验，就是这个不净想。那这个不净想呢，就是你也同样呢，</w:t>
       </w:r>
     </w:p>
     <w:p>
@@ -2622,7 +2622,7 @@
         <w:rPr>
           <w:b w:val="0"/>
         </w:rPr>
-        <w:t>[00:03:45.260] 可以把三色声分都练习，也可以选其中某几组，你最可厌的某几组啊，最有感觉的某几组来练习也是可以啊。那它的这个这个练习呢，啊，就不需要我们要求。</w:t>
+        <w:t>[00:03:45.260] 可以把三十二身分都练习，也可以选其中某几组，你最可厌的某几组啊，最有感觉的某几组来练习也是可以啊。那它的这个这个练习呢，啊，就不需要我们要求。</w:t>
       </w:r>
     </w:p>
     <w:p>
@@ -2637,7 +2637,7 @@
         <w:rPr>
           <w:b w:val="0"/>
         </w:rPr>
-        <w:t>[00:04:04.185] 我们说呃，三次三分完整都全部都记住。嗯，能记住是好，不能记住也没有关系啊。你选择一组有感觉的就可以这样啊。那这个对于没有定力的人呢，</w:t>
+        <w:t>[00:04:04.185] 我们说呃，三十二身分完整都全部都记住。嗯，能记住是好，不能记住也没有关系啊。你选择一组有感觉的就可以这样啊。那这个对于没有定力的人呢，</w:t>
       </w:r>
     </w:p>
     <w:p>
@@ -5426,7 +5426,7 @@
         <w:rPr>
           <w:b w:val="0"/>
         </w:rPr>
-        <w:t>（依据录音转写整理，已校对明显同音错字）</w:t>
+        <w:t>（依据录音转写整理，已按同音讹字统一校订·正文直用正字）</w:t>
       </w:r>
     </w:p>
     <w:p>
@@ -5486,7 +5486,7 @@
         <w:rPr>
           <w:b w:val="0"/>
         </w:rPr>
-        <w:t>[00:29:41.860] 界限呢，头发的自分界线为每一根头发的发梢是包裹着头发的头皮，有着仅如芒骨尖般大小的发根插入头皮，它的下方是其发根的面积，上方是虚空横向发根，彼此之间互为界限，没有两根头发是连在一起的。其一分界线呢，就是头发并非身毛，身毛并非头发，那这样的方式就不与其他的三个身分相混淆。</w:t>
+        <w:t>[00:29:41.860] 界限呢，头发的自分界限为每一根头发的发梢是包裹着头发的头皮，有着仅如毫毛尖般大小的发根插入头皮，它的下方是其发根的面积，上方是虚空横向发根，彼此之间互为界限，没有两根头发是连在一起的。其异分界限呢，就是头发并非身毛，身毛并非头发，那这样的方式就不与其他的三个身分相混淆。</w:t>
       </w:r>
     </w:p>
     <w:p>
@@ -5501,7 +5501,7 @@
         <w:rPr>
           <w:b w:val="0"/>
         </w:rPr>
-        <w:t>[00:30:12.540] 好，那么这是它的五种啊，定位了。那么头发呢，有五种厌恶，就是五种。这个就是有从颜色啊，方位处所界限啊，它都有五种的，不可喜啊。</w:t>
+        <w:t>[00:30:12.540] 好，那么这是它的五种啊，定位了。那么头发呢，有五种可厌，就是五种。这个就是有从颜色啊，方位处所界限啊，它都有五种的，不可喜啊。</w:t>
       </w:r>
     </w:p>
     <w:p>
@@ -5546,7 +5546,7 @@
         <w:rPr>
           <w:b w:val="0"/>
         </w:rPr>
-        <w:t>[00:31:40.750] 头发就像在粪便中滋长的菌类，生长于山色，生根聚居其发就像坟墓垃圾堆生长的野草，又好比生长于壕沟的莲花、睡莲等，因为在不洁处生长，故极为厌恶，所以像头发就这样来去观察它哦。</w:t>
+        <w:t>[00:31:40.750] 头发就像在粪便中滋长的菌类，生长于身色，身分聚居其发就像坟墓垃圾堆生长的野草，又好比生长于壕沟的莲花、睡莲等，因为在不洁处生长，故极为厌恶，所以像头发就这样来去观察它哦。</w:t>
       </w:r>
     </w:p>
     <w:p>
@@ -5576,7 +5576,7 @@
         <w:rPr>
           <w:b w:val="0"/>
         </w:rPr>
-        <w:t>[00:32:01.720] 那毛啊，皮啊，这个都有相类似的了啊，那我们修习呢？三蛇身根呢？有什么样的利益呢？</w:t>
+        <w:t>[00:32:01.720] 那毛啊，皮啊，这个都有相类似的了啊，那我们修习呢？三十二身分呢？有什么样的利益呢？</w:t>
       </w:r>
     </w:p>
     <w:p>
@@ -5591,7 +5591,7 @@
         <w:rPr>
           <w:b w:val="0"/>
         </w:rPr>
-        <w:t>[00:32:12.280] 啊，第一呢，就是不乐于乐的征服者。啊，不管你是对乐还不乐呢，啊，都可以征服啊。不畏恐惧的征服者啊，就我们很多人对自己的身体很爱惜，担心有各种各样的毛病啊，生病啊，或者被什么蚊虫叮咬啊，或者是觉得被这个晚上会被什么魔鬼抓啊，你也想着自己对一对三十二成分，呃，他就不害怕了啊。</w:t>
+        <w:t>[00:32:12.280] 啊，第一呢，就是不乐于乐的征服者。啊，不管你是对乐还不乐呢，啊，都可以征服啊。不畏恐惧的征服者啊，就我们很多人对自己的身体很爱惜，担心有各种各样的毛病啊，生病啊，或者被什么蚊虫叮咬啊，或者是觉得被这个晚上会被什么魔鬼抓啊，你也想着自己对一对三十二身分，呃，他就不害怕了啊。</w:t>
       </w:r>
     </w:p>
     <w:p>
@@ -5606,7 +5606,7 @@
         <w:rPr>
           <w:b w:val="0"/>
         </w:rPr>
-        <w:t>[00:32:41.720] 能够忍耐冷热啊，能够忍耐饥渴，盲蚊啊，蚊虫叮咬。因为他盯的他不是你了，这盯的是上次身份啊。对，忍耐饥渴呢，就是饿的是你的胃，而不是你哪一个人呢啊？那能够忍耐他人言语词的啊，恶语言辞抱怨呢，辱骂了啊，他骂的是你的哪一个身份呢？啊，这么想啊，能够忍耐不愉悦不可以危害生命的身受啊，你觉得这个这个身体的苦受啊，撞到了被打到了啊，那么其实就是某一个身份受到一些伤害了啊，你自己并没有一个你啊，除了你是三个身份以外，并没有一个你真的存在。</w:t>
+        <w:t>[00:32:41.720] 能够忍耐冷热啊，能够忍耐饥渴，蚊虫啊，蚊虫叮咬。因为他盯的他不是你了，这盯的是三十二身分啊。对，忍耐饥渴呢，就是饿的是你的胃，而不是你哪一个人呢啊？那能够忍耐他人言语词的啊，恶语言辞抱怨呢，辱骂了啊，他骂的是你的哪一个身分呢？啊，这么想啊，能够忍耐不愉悦不可以危害生命的身受啊，你觉得这个这个身体的苦受啊，撞到了被打到了啊，那么其实就是某一个身分受到一些伤害了啊，你自己并没有一个你啊，除了你是三个身分以外，并没有一个你真的存在。</w:t>
       </w:r>
     </w:p>
     <w:p>
@@ -5621,7 +5621,7 @@
         <w:rPr>
           <w:b w:val="0"/>
         </w:rPr>
-        <w:t>[00:33:29.860] 能以四种色变成就四场青黄红白啊。那是指的刚才讲的以头发啊成就黑便或者青便。以身体的脂肪或者尿的颜色呢成就黄变，以身体的血液成就红便，以我们的身体的骨头的白的颜色成就白便。啊，第八呢，是能够成就神通啊，因为里头有啊这个三色生分，证得出禅，然后取它的颜色啊，证得青黄红白的这个这个变禅，然后以变禅呢修四禅八定啊，那么你获得稳定的四禅八定呢，就能够成就神通啊，这个是三十二身分的利益了。</w:t>
+        <w:t>[00:33:29.860] 啊，能以四种色变成就四禅青黄红白啊，那是指的刚才讲的以头发啊成就黑遍或者青遍。以身体的脂肪或者尿的颜色呢成就黄遍，以身体的血液成就红遍，以我们的身体的骨头的白的颜色成就白遍。啊，第八呢，是能够成就神通啊，因为里头有啊这个三十二身分，证得出禅，然后取它的颜色啊，证得青黄红白的这个这个遍禅，然后以遍禅呢修四禅八定啊，那么你获得稳定的四禅八定呢，就能够成就神通啊，这个是三十二身分的利益了。</w:t>
       </w:r>
     </w:p>
     <w:p>
@@ -9706,7 +9706,7 @@
         <w:rPr>
           <w:b w:val="0"/>
         </w:rPr>
-        <w:t>[00:09:02.380] 然后胸膜。包括心脏的包膜、肾脏的包膜。皮肤啊，以下全身啊，肉跟皮肤之间啊那一层。啊，嗯。触觉神经为主的这样的包膜。啊，然后是脾。脾在心，心脏往下啊，胃部往上啊，那个靠左边的那个旮旯里面。那个小拳头一样的，嗯。撇。啊脾脏啊，因为是肺腑啊，心脏上方啊，就是左胸右胸啊，里面主要是那个肺腑。嗯。是。肉红色的啊，有点像。嗯。</w:t>
+        <w:t>[00:09:02.380] 然后胸膜。包括心脏的包膜、肾脏的包膜。皮肤啊，以下全身啊，肉跟皮肤之间啊那一层。啊，嗯。触觉神经为主的这样的包膜。啊，然后是脾。脾在心，心脏往下啊，胃部往上啊，那个靠左边的那个旮旯里面。那个小拳头一样的，嗯。脾。啊脾脏啊，因为是肺腑啊，心脏上方啊，就是左胸右胸啊，里面主要是那个肺腑。嗯。是。肉红色的啊，有点像。嗯。</w:t>
       </w:r>
     </w:p>
     <w:p>
@@ -9721,7 +9721,7 @@
         <w:rPr>
           <w:b w:val="0"/>
         </w:rPr>
-        <w:t>[00:10:00.620] 即将完全成熟的无花果里面的果仁。果肉。然后是腹腔里面的肠子，小肠。大肠，大肠是绕着小肠。啊，肠与肠之间有膜啊，脂肪性的膜。肠结膜。然后是胃啊。胃里面的食物啊，那个。跟粪坑一样的。充满了这种臭味的。胃中物。然后小肠里面呢，是微生物的，往下推到大肠里面就变成粪便。的分别啊。很臭的粪便。而是大脑。嗯，脑壳里面的大脑。啊，看下是胆汁。啊肝脏左边靠下部后下方的。感觉。痰在你的这个。哦。食道跟肺啊，整个肺部和。啊，脾脏啊，里面都有储痰的地方啊，就有很多痰，黏黏的。</w:t>
+        <w:t>[00:10:00.620] 即将完全成熟的无花果里面的果仁。果肉。然后是腹腔里面的肠子，小肠。大肠，大肠是绕着小肠。啊，肠与肠之间有膜啊，脂肪性的膜。肠间膜。然后是胃啊。胃里面的食物啊，那个。跟粪坑一样的。充满了这种臭味的。胃中物。然后小肠里面呢，是胃中物的，往下推到大肠里面就变成粪便。的分别啊。很臭的粪便。而是大脑。嗯，脑壳里面的大脑。啊，看下是胆汁。啊肝脏左边靠下部后下方的。感觉。痰在你的这个。哦。食道跟肺啊，整个肺部和。啊，脾脏啊，里面都有储痰的地方啊，就有很多痰，黏黏的。</w:t>
       </w:r>
     </w:p>
     <w:p>
@@ -9736,7 +9736,7 @@
         <w:rPr>
           <w:b w:val="0"/>
         </w:rPr>
-        <w:t>[00:11:40.880] 脓呢，就是想象你可以回忆一下过去曾经啊，皮肤发炎啊，肌肉发炎啊，那个白白的那个脓。血液呢就是从心脏出来。啊，遍布全身的这个。啊，暗红色的血液。然后是汉。</w:t>
+        <w:t>[00:11:40.880] 脓呢，就是想象你可以回忆一下过去曾经啊，皮肤发炎啊，肌肉发炎啊，那个白白的那个脓。血液呢就是从心脏出来。啊，遍布全身的这个。啊，暗红色的血液。然后是汗。</w:t>
       </w:r>
     </w:p>
     <w:p>
@@ -10945,7 +10945,7 @@
         <w:rPr>
           <w:b w:val="0"/>
         </w:rPr>
-        <w:t>（依据录音转写整理，已校对明显同音错字）</w:t>
+        <w:t>（依据录音转写整理，已按同音讹字统一校订·正文直用正字）</w:t>
       </w:r>
     </w:p>
     <w:p>
@@ -11073,7 +11073,7 @@
         <w:rPr>
           <w:b w:val="0"/>
         </w:rPr>
-        <w:t>[00:25:43.050] 那第二一个呢，就是我们心到大脑来，心里产生的新生色法就在这个大脑沉寂沉滞哈，所以就会造成这个大脑沉重啊，这些情况就会出现了啊。所以因此呢。</w:t>
+        <w:t>[00:25:43.050] 那第二一个呢，就是我们心到大脑来，心里产生的心生色法就在这个大脑沉积停滞哈，所以就会造成这个大脑沉重啊，这些情况就会出现了啊。所以因此呢。</w:t>
       </w:r>
     </w:p>
     <w:p>
@@ -11088,7 +11088,7 @@
         <w:rPr>
           <w:b w:val="0"/>
         </w:rPr>
-        <w:t>[00:25:57.720] 啊，要学会只是用心去指导，用心去指导，那你如果实在不会用心呢，你就心就把你的心就放在心脏这个地方。然后头发就让它在这里出现啊，体毛在这里出现。啊牙齿在出现，皮肤在这里出现啊啊这个这个熟练完以后呢，你再去知道啊，这些发毛爪子皮呢，它其实在身体哪一些部位，这样你知道它啊，它就不会太就是啊这个出现这些啊问题啊。</w:t>
+        <w:t>[00:25:57.720] 啊，要学会只是用心去指导，用心去指导，那你如果实在不会用心呢，你就心就把你的心就放在心脏这个地方。然后头发就让它在这里出现啊，体毛在这里出现。啊牙齿在出现，皮肤在这里出现啊啊这个这个熟练完以后呢，你再去知道啊，这些发毛爪齿皮呢，它其实在身体哪一些部位，这样你知道它啊，它就不会太就是啊这个出现这些啊问题啊。</w:t>
       </w:r>
     </w:p>
     <w:p>
@@ -11103,7 +11103,7 @@
         <w:rPr>
           <w:b w:val="0"/>
         </w:rPr>
-        <w:t>[00:26:34.340] 啊，这个是三者身份的一个基本的原则，</w:t>
+        <w:t>[00:26:34.340] 啊，这个是三十二身分的一个基本的原则，</w:t>
       </w:r>
     </w:p>
     <w:p>
@@ -11156,7 +11156,7 @@
         <w:rPr>
           <w:b w:val="0"/>
         </w:rPr>
-        <w:t>[00:30:34.300] 头发。用你的心。感知一下头顶的头发。或者让那个头发在你的新的的位置呈现出来。把你的心脏当做一个显示屏。嗯。你可以看一根头发，或者一个片头发，或者整个头顶的头发。好吧。并不可爱，但是可厌。那是体毛。注意观察自己的眉毛。或者让眉毛在心里面呈现。啊。身体的汗毛。体毛是可。你可以在全身的每一个部位，或者从大到脚慢慢的去。观察那个皮毛。就这样。的某一个支架。然后选手的视角。两个手的指甲。然后是脚指甲。有些人指甲有灰，指甲。嗯，指甲已经鼓烂了。指甲是可验。</w:t>
+        <w:t>[00:30:34.300] 头发。用你的心。感知一下头顶的头发。或者让那个头发在你的新的的位置呈现出来。把你的心脏当做一个显示屏。嗯。你可以看一根头发，或者一个片头发，或者整个头顶的头发。好吧。并不可爱，但是可厌。那是体毛。注意观察自己的眉毛。或者让眉毛在心里面呈现。啊。身体的汗毛。体毛是可。你可以在全身的每一个部位，或者从大到脚慢慢的去。观察那个皮毛。就这样。的某一个支架。然后选手的视角。两个手的指甲。然后是脚指甲。有些人指甲有灰，指甲。嗯，指甲已经腐烂了。指甲是可验。</w:t>
       </w:r>
     </w:p>
     <w:p>
@@ -11192,7 +11192,7 @@
         <w:rPr>
           <w:b w:val="0"/>
         </w:rPr>
-        <w:t>[00:34:26.200] 牙齿。大麻床和沙牙床从牙根开始。牙缝里面充满了牙垢。皮肤。</w:t>
+        <w:t>[00:34:26.200] 牙齿。上牙床和下牙床从牙根开始。牙缝里面充满了牙垢。皮肤。</w:t>
       </w:r>
     </w:p>
     <w:p>
@@ -11207,7 +11207,7 @@
         <w:rPr>
           <w:b w:val="0"/>
         </w:rPr>
-        <w:t>[00:35:09.140] 嗯，那个皮肤呢。嗯。热天一天不洗就很臭。我们可以换过来，从皮肤。牙齿。日甲。羽毛。头发。然后把头发皮毛，指甲，牙齿，皮肤。都取来通知卡。啊，就像一张皮张。挂了头发皮毛。然后二十根。支架。三十几颗牙齿。好。嗯，可以继续。</w:t>
+        <w:t>[00:35:09.140] 嗯，那个皮肤呢。嗯。热天一天不洗就很臭。我们可以换过来，从皮肤。牙齿。指甲。体毛。头发。然后把头发皮毛，指甲，牙齿，皮肤。都取来通知卡。啊，就像一张皮囊。挂了头发皮毛。然后二十个指甲。三十二颗牙齿。好。嗯，可以继续。</w:t>
       </w:r>
     </w:p>
     <w:p>
@@ -11617,7 +11617,7 @@
         <w:rPr>
           <w:b w:val="0"/>
         </w:rPr>
-        <w:t>（依据录音转写整理，已校对明显同音错字；全段引导词见「禅修练习」环节）</w:t>
+        <w:t>（依据录音转写整理，已按同音讹字统一校订·正文直用正字；全段引导词见「禅修练习」环节）</w:t>
       </w:r>
     </w:p>
     <w:p>
@@ -11632,7 +11632,7 @@
         <w:rPr>
           <w:b w:val="0"/>
         </w:rPr>
-        <w:t>[00:00:08.500] 嗯。好。嗯。先回到我们的心啊。那你们先商量一下啊。那个。我们先去观察。我们身体上是了什么？通过观察三寸生风啊，我们的心将能够变得平静。然后呢，我们通过生三十身份的观察呢，我们将知道我们身体的每一个身份，其实它都是可验的。不敬的。啊。那如何去体验他的不尽呢？就透由它的颜色。啊，它的味道。啊，它所呈现出来的那种状态。啊，他确实是如此种种的不敬。好，那么可以跟你的心商量。你是想。去到每个位置上。去知道那个。你身份呢，还是那那个身份在你心里面呈现出来？</w:t>
+        <w:t>[00:00:08.500] 嗯。好。嗯，先回到我们的心啊。那你们先商量一下啊。那个。我们先去观察。我们身体上是了什么？通过观察三十二身分啊，我们的心将能够变得平静。然后呢，我们通过生三十二身分的观察呢，我们将知道我们身体的每一个身分，其实它都是可验的。不净的。啊。那如何去体验他的不尽呢？就透由它的颜色。啊，它的味道。啊，它所呈现出来的那种状态。啊，他确实是如此种种的不净。好，那么可以跟你的心商量。你是想。去到每个位置上。去知道那个。你身分呢，还是那那个身分在你心里面呈现出来？</w:t>
       </w:r>
     </w:p>
     <w:p>
@@ -11662,7 +11662,7 @@
         <w:rPr>
           <w:b w:val="0"/>
         </w:rPr>
-        <w:t>[00:01:55.780] 对于初学人来讲。啊，那么最简单的所有人都能做到的，就是让那个生风来到你心脏那个地方来呈现啊啊比较撑，如果你是撑行者很强的，就像这样做。因为他容易去拉，容易去逼迫自己应该看清楚最后三次身份看下来，浑身都很难受，眼睛很痛。他总觉得想用眼睛去看，眼睛是看不到的，对，因为你心可以觉察。</w:t>
+        <w:t>[00:01:55.780] 对于初学人来讲。啊，那么最简单的所有人都能做到的，就是让那个身分来到你心脏那个地方来呈现啊啊比较撑，如果你是撑行者很强的，就像这样做。因为他容易去拉，容易去逼迫自己应该看清楚最后三十二身分看下来，浑身都很难受，眼睛很痛。他总觉得想用眼睛去看，眼睛是看不到的，对，因为你心可以觉察。</w:t>
       </w:r>
     </w:p>
     <w:p>
@@ -11737,7 +11737,7 @@
         <w:rPr>
           <w:b w:val="0"/>
         </w:rPr>
-        <w:t>[00:04:59.380] 然后再来看周边的比较。啊，一个手的指甲。两个手的指甲。一个角的直角。两个角的直角。手脚全部都结痂。啊，你看。啊，然后看牙齿。嗯，我们可以取左边的槽牙。啊，从牙床开始看下去。啊，那这个牙齿边上的那个牙垢。跳出的牙垢。啊然后从下牙齿啊，整个牙床过来到左边。上牙齿啊。从左边到右边吧。整个牙齿。啊，有些牙齿呢，都已经坏了，有些是骨破了，有的是蛀下去了。啊，这个牙垢是臭，蛀牙也是臭。不进。</w:t>
+        <w:t>[00:04:59.380] 然后再来看周边的比较。啊，一个手的指甲。两个手的指甲。一个角的直角。两个角的直角。手脚全部都指甲。啊，你看。啊，然后看牙齿。嗯，我们可以取左边的槽牙。啊，从牙床开始看下去。啊，那这个牙齿边上的那个牙垢。跳出的牙垢。啊然后从下牙齿啊，整个牙床过来到左边。上牙齿啊。从左边到右边吧。整个牙齿。啊，有些牙齿呢，都已经坏了，有些是骨破了，有的是蛀下去了。啊，这个牙垢是臭，蛀牙也是臭。不进。</w:t>
       </w:r>
     </w:p>
     <w:p>
@@ -11752,7 +11752,7 @@
         <w:rPr>
           <w:b w:val="0"/>
         </w:rPr>
-        <w:t>[00:06:04.340] 可言。嗯，看皮肤啊。你可以从头皮开始。啊，脸上的皮啊，肾上的皮。哦。皮下呢，充满了毛孔。毛孔呢，这里流着流着往外冒着这个膏脂啊，散发着。啊，不同的味道。</w:t>
+        <w:t>[00:06:04.340] 可验。嗯，看皮肤啊。你可以从头皮开始。啊，脸上的皮啊，肾上的皮。哦。皮下呢，充满了毛孔。毛孔呢，这里流着流着往外冒着这个膏脂啊，散发着。啊，不同的味道。</w:t>
       </w:r>
     </w:p>
     <w:p>
@@ -13435,7 +13435,7 @@
         <w:rPr>
           <w:b w:val="0"/>
         </w:rPr>
-        <w:t>[00:00:01.000] 嗯嗯。啊，今天我们。嗯，学一个新的演出，世界差别。嗯。世界差别呢？就是。学我们。身体的。这个四大的特效。啊，作为所缘。啊，来去观察啊。嗯。世界差别呢，是一个很重要的业处。那这个。</w:t>
+        <w:t>[00:00:01.000] 嗯嗯。啊，今天我们。嗯，学一个新的演出，四界差别。嗯。四界差别呢？就是。学我们。身体的。这个四大的特相。啊，作为所缘。啊，来去观察啊。嗯。四界差别呢，是一个很重要的业处。那这个。</w:t>
       </w:r>
     </w:p>
     <w:p>
@@ -13450,7 +13450,7 @@
         <w:rPr>
           <w:b w:val="0"/>
         </w:rPr>
-        <w:t>[00:00:38.450] 佛陀时代呢？嗯，有分两种行者，一种行者叫。止观行者，一种纯行者叫纯观行者。啊止观行者呢就先证得是安止定。或者说四成八定，然后再开始出关。</w:t>
+        <w:t>[00:00:38.450] 佛陀时代呢？嗯，有分两种行者，一种行者叫。止观行者，一种纯行者叫纯观行者。啊止观行者呢就先证得是安止定。或者说四禅八定，然后再开始出关。</w:t>
       </w:r>
     </w:p>
     <w:p>
@@ -13465,7 +13465,7 @@
         <w:rPr>
           <w:b w:val="0"/>
         </w:rPr>
-        <w:t>[00:00:58.320] 而纯观行者呢，就没有修四禅八定。他就是说世界差别。啊，这个通过修正一下世界差别呢，证得进行定啊，那证得进行病以后呢，因为世界差别呢，它可以直接破碎。这个我们身体的秘籍啊，见到究竟色法。电脑究竟设法以后呢？就开始修明法啊，那明舍修完以后就开始修缘起又开始修观。啊，所以这个这个佛陀时代呢，就有这两种行者，纯观行者。那只是呢啊，在现代呢，这个这个很多的纯关呢，它不是按照传统纯官来修的啊，</w:t>
+        <w:t>[00:00:58.320] 而纯观行者呢，就没有修四禅八定。他就是说四界差别。啊，这个通过修正一下四界差别呢，证得近行定啊，那证得近行定以后呢，因为四界差别呢，它可以直接破碎。这个我们身体的秘籍啊，见到究竟色法。电脑究竟色法以后呢？就开始修明法啊，那明舍修完以后就开始修缘起又开始修观。啊，所以这个这个佛陀时代呢，就有这两种行者，纯观行者。那只是呢啊，在现代呢，这个这个很多的纯关呢，它不是按照传统纯官来修的啊，</w:t>
       </w:r>
     </w:p>
     <w:p>
@@ -13480,7 +13480,7 @@
         <w:rPr>
           <w:b w:val="0"/>
         </w:rPr>
-        <w:t>[00:01:49.950] 也就是说他并不需要证得世界差别和进行定。啊，而只是在每个行李座的当下开始修观。啊，那么这个难度其实更大一些，就是他没有性行定呢。啊，要破除色法名色的秘籍，见到究竟名色法是很难的。</w:t>
+        <w:t>[00:01:49.950] 也就是说他并不需要证得四界差别和近行定。啊，而只是在每个行住坐卧的当下开始修观。啊，那么这个难度其实更大一些，就是他没有近行定呢。啊，要破除色法名色的密集，见到究竟名色法是很难的。</w:t>
       </w:r>
     </w:p>
     <w:p>
@@ -13495,7 +13495,7 @@
         <w:rPr>
           <w:b w:val="0"/>
         </w:rPr>
-        <w:t>[00:02:39.230] 据说呢，有一些人可以到刹那定，就是可以见到社区。啊，就是看到色具的生灭，但是呢，没有听说他们在把色具破碎，再建到旧金色法。好，那这是一个呃差别了哈，所以那么这个那从呃传统的清净道论的教导上来讲呢啊，纯观呢啊，即使是不管是哪一种纯官呢啊最后修十六观制都是一样的，都是要从究竟名次法开始修起啊。</w:t>
+        <w:t>[00:02:39.230] 据说呢，有一些人可以到刹那定，就是可以见到色聚。啊，就是看到色聚的生灭，但是呢，没有听说他们在把色聚破碎，再建到究竟色法。好，那这是一个呃差别了哈，所以那么这个那从呃传统的清净道论的教导上来讲呢啊，纯观呢啊，即使是不管是哪一种纯官呢啊最后修十六观智都是一样的，都是要从究竟名次法开始修起啊。</w:t>
       </w:r>
     </w:p>
     <w:p>
@@ -13510,7 +13510,7 @@
         <w:rPr>
           <w:b w:val="0"/>
         </w:rPr>
-        <w:t>[00:03:18.540] 好，那么我们这个世界差别呢，呃，要成就进行定呢，啊，对于还没有定力的人来讲呢，是比较难的啊。就是他要花很多的时间啊。那。所以呢就是我们对世界差别呢，主要是作为一个啊这个了解啊另外呢，就是一个基本的练习。</w:t>
+        <w:t>[00:03:18.540] 好，那么我们这个四界差别呢，呃，要成就近行定呢，啊，对于还没有定力的人来讲呢，是比较难的啊。就是他要花很多的时间啊。那。所以呢就是我们对四界差别呢，主要是作为一个啊这个了解啊另外呢，就是一个基本的练习。</w:t>
       </w:r>
     </w:p>
     <w:p>
@@ -13555,7 +13555,7 @@
         <w:rPr>
           <w:b w:val="0"/>
         </w:rPr>
-        <w:t>[00:05:40.340] 那么第二一个呢，就是对于一些禅修者呢，这个修入出行练呢啊，修其他的业处啊，它很困难啊，不容易修。啊或者说呢，他过去生呢，对于修世界差别呢啊就是很相应啊，过去就是一个老城观行者啊，那可能他一修世界差别就啊很有感觉啊，那我们也可以来修世界差别啊。好，那么世界差别怎么修呢？</w:t>
+        <w:t>[00:05:40.340] 那么第二一个呢，就是对于一些禅修者呢，这个修入出息念呢啊，修其他的业处啊，它很困难啊，不容易修。啊或者说呢，他过去生呢，对于修四界差别呢啊就是很相应啊，过去就是一个老城观行者啊，那可能他一修四界差别就啊很有感觉啊，那我们也可以来修四界差别啊。好，那么四界差别怎么修呢？</w:t>
       </w:r>
     </w:p>
     <w:p>
@@ -13570,7 +13570,7 @@
         <w:rPr>
           <w:b w:val="0"/>
         </w:rPr>
-        <w:t>[00:06:13.360] 啊，它有分这个简易法和详尽法。啊。这个简历法呢，就是我们这个四大呢。呃，它分别有十二种特香。啊，地界呢，有六种特香，有硬粗重、软滑轻啊，它是对应的是拮抗的一对啊。啊硬呢就是对软。出呢是对华。重呢是对轻啊。那。</w:t>
+        <w:t>[00:06:13.360] 啊，它有分这个简易法和详尽法。啊。这个简历法呢，就是我们这个四大呢。呃，它分别有十二种特相。啊，地界呢，有六种特相，有硬粗重、软滑轻啊，它是对应的是拮抗的一对啊。啊硬呢就是对软。出呢是对华。重呢是对轻啊。那。</w:t>
       </w:r>
     </w:p>
     <w:p>
@@ -13585,7 +13585,7 @@
         <w:rPr>
           <w:b w:val="0"/>
         </w:rPr>
-        <w:t>[00:11:24.280] 那也就合起来呢，地水火风呢，总共有十二种特香地界有六种，硬粗重软化轻啊，然后其他都是两种，两种就是水解的。这个啊，连接和湿性啊，火界的冷热啊，分界的。推动和支持。</w:t>
+        <w:t>[00:11:24.280] 那也就合起来呢，地水火风呢，总共有十二种特相地界有六种，硬粗重软化轻啊，然后其他都是两种，两种就是水解的。这个啊，连接和湿性啊，火界的冷热啊，分界的。推动和支持。</w:t>
       </w:r>
     </w:p>
     <w:p>
@@ -13600,7 +13600,7 @@
         <w:rPr>
           <w:b w:val="0"/>
         </w:rPr>
-        <w:t>[00:11:46.520] 好，那我们练习的时候呢，就是在身体的啊全身啊啊这个每一个部位啊，乃至于在每一个毛孔，我们能够感受到这种。十二种特效啊，就这样来练习。好，那么这个初学的时候呢，我们不大容易。这个全身都能够完全感知到。啊，那我们只是尝试练习了啊。尝试练习那世界差别呢，也可以作为我们啊，包括山水深庄啊，或随缘建塔这一些所缘比较多的业出来平静啊，我们的杂染的心或者是比较散乱的心啊，也可以把它作为这样的一种前行来用啊。好，那到后面呢，我们会再教那个火箭疗愈啊，啊，就是为这个火箭疗愈呢，可以打下一些基础哈。</w:t>
+        <w:t>[00:11:46.520] 好，那我们练习的时候呢，就是在身体的啊全身啊啊这个每一个部位啊，乃至于在每一个毛孔，我们能够感受到这种。十二种特相啊，就这样来练习。好，那么这个初学的时候呢，我们不大容易。这个全身都能够完全感知到。啊，那我们只是尝试练习了啊。尝试练习那四界差别呢，也可以作为我们啊，包括山水深庄啊，或随缘建塔这一些所缘比较多的业出来平静啊，我们的杂染的心或者是比较散乱的心啊，也可以把它作为这样的一种前行来用啊。好，那到后面呢，我们会再教那个火箭疗愈啊，啊，就是为这个火箭疗愈呢，可以打下一些基础哈。</w:t>
       </w:r>
     </w:p>
     <w:p>

--- a/交付成果/第三轮修订版/第三轮4周版/读书会24_三十二身分（身至念）专修_4周资料包（第三版修订）/Word版/第4周_修习利益与观智次第_学员版.docx
+++ b/交付成果/第三轮修订版/第三轮4周版/读书会24_三十二身分（身至念）专修_4周资料包（第三版修订）/Word版/第4周_修习利益与观智次第_学员版.docx
@@ -11156,7 +11156,7 @@
         <w:rPr>
           <w:b w:val="0"/>
         </w:rPr>
-        <w:t>[00:30:34.300] 头发。用你的心。感知一下头顶的头发。或者让那个头发在你的新的的位置呈现出来。把你的心脏当做一个显示屏。嗯。你可以看一根头发，或者一个片头发，或者整个头顶的头发。好吧。并不可爱，但是可厌。那是体毛。注意观察自己的眉毛。或者让眉毛在心里面呈现。啊。身体的汗毛。体毛是可。你可以在全身的每一个部位，或者从大到脚慢慢的去。观察那个皮毛。就这样。的某一个支架。然后选手的视角。两个手的指甲。然后是脚指甲。有些人指甲有灰，指甲。嗯，指甲已经腐烂了。指甲是可验。</w:t>
+        <w:t>[00:30:34.300] 头发。用你的心。感知一下头顶的头发。或者让那个头发在你的新的的位置呈现出来。把你的心脏当做一个显示屏。嗯。你可以看一根头发，或者一个片头发，或者整个头顶的头发。好吧。并不可爱，但是可厌。那是体毛。注意观察自己的眉毛。或者让眉毛在心里面呈现。啊。身体的汗毛。体毛是可。你可以在全身的每一个部位，或者从大到脚慢慢的去。观察那个皮毛。就这样。的某一个指甲。然后选手的视角。两个手的指甲。然后是脚指甲。有些人指甲有灰，指甲。嗯，指甲已经腐烂了。指甲是可验。</w:t>
       </w:r>
     </w:p>
     <w:p>
@@ -11207,7 +11207,7 @@
         <w:rPr>
           <w:b w:val="0"/>
         </w:rPr>
-        <w:t>[00:35:09.140] 嗯，那个皮肤呢。嗯。热天一天不洗就很臭。我们可以换过来，从皮肤。牙齿。指甲。体毛。头发。然后把头发皮毛，指甲，牙齿，皮肤。都取来通知卡。啊，就像一张皮囊。挂了头发皮毛。然后二十个指甲。三十二颗牙齿。好。嗯，可以继续。</w:t>
+        <w:t>[00:35:09.140] 嗯，那个皮肤呢。嗯。热天一天不洗就很臭。我们可以换过来，从皮肤。牙齿。指甲。体毛。头发。然后把头发皮毛，指甲，牙齿，皮肤。都取来取一团。啊，就像一张皮囊。挂了头发皮毛。然后二十个指甲。三十二颗牙齿。好。嗯，可以继续。</w:t>
       </w:r>
     </w:p>
     <w:p>

--- a/交付成果/第三轮修订版/第三轮4周版/读书会24_三十二身分（身至念）专修_4周资料包（第三版修订）/Word版/第4周_修习利益与观智次第_学员版.docx
+++ b/交付成果/第三轮修订版/第三轮4周版/读书会24_三十二身分（身至念）专修_4周资料包（第三版修订）/Word版/第4周_修习利益与观智次第_学员版.docx
@@ -1742,7 +1742,7 @@
         <w:rPr>
           <w:b w:val="0"/>
         </w:rPr>
-        <w:t>[00:12:04.580] 打修这个三十二身分呢，它有什么样的利益呢？第一个它是。乐与不乐的征服者，那怎么理解呢？就是我们这个。啊对自己的身体呀。然后。对他人的身体啊啊身体欢喜啊，觉得拥有自己很美貌啊，或者你这个啊，这个男朋友很帅啊啊，然后产生快乐啊。那那这个呢，就是当你去观察它都是一堆三十二种成分的时候啊，那么它就不会产生这个染着啊，就可以征服我们这个。啊，这个对自身身体的贪爱和对他人身体的贪爱。第二个最恐怖。</w:t>
+        <w:t>[00:12:04.580] 打修这个三十二身分呢，它有什么样的利益呢？第一个，它是「乐与不乐的征服者」，那怎么理解呢？就是我们这个。啊对自己的身体呀。然后。对他人的身体啊啊身体欢喜啊，觉得拥有自己很美貌啊，或者你这个啊，这个男朋友很帅啊啊，然后产生快乐啊。那那这个呢，就是当你去观察它都是一堆三十二种成分的时候啊，那么它就不会产生这个染着啊，就可以征服我们这个。啊，这个对自身身体的贪爱和对他人身体的贪爱。第二个，是「怖畏恐惧的征服者」。</w:t>
       </w:r>
     </w:p>
     <w:p>
@@ -1832,7 +1832,7 @@
         <w:rPr>
           <w:b w:val="0"/>
         </w:rPr>
-        <w:t>[00:15:54.760] 啊，昨天那尊者讲的，就是你只要最差最差，你这个要死了。我们心在依住上，我们就安全嘛，对吧？啊，那么能够以四种色变成就四禅青黄红白啊，青色呢，就是我们的头发。我们可以取我们头发的颜色修青遍，可以修我们的尿，可以用我们的尿的颜色或者脂肪的颜色来修红遍啊，黄遍。可以用我们的血液来修红遍，可以用我们的白骨来修白遍。啊，就是取这个颜色了，那你取这个青黄红白修四禅八定，最后可以成就神通啊。</w:t>
+        <w:t>[00:15:54.760] 啊，昨天那尊者讲的，就是你只要最差最差，你这个要死了。我们心在依住上，我们就安全嘛，对吧？啊，那么能够以四种色变成就四禅青黄红白啊，青色呢，就是我们的头发。我们可以取我们头发的颜色修青遍，可以修我们的尿，可以用尿的颜色或者脂肪的颜色来修黄遍。可以用我们的血液来修红遍，可以用我们的白骨来修白遍。啊，就是取这个颜色了，那你取这个青黄红白修四禅八定，最后可以成就神通啊。</w:t>
       </w:r>
     </w:p>
     <w:p>
@@ -2584,7 +2584,7 @@
         <w:rPr>
           <w:b w:val="0"/>
         </w:rPr>
-        <w:t>[00:02:15.280] 啊，那这个。这个三十二身分练习成功呢。他举目所示哈，都是一堆三十二身分啊，身边的都是三十二身分，走出去也是三十二身分。啊，然后这个他可以把他的这个禅那的光呢，可以投向三十一界的生命啊。啊，有部分的人呢，三十一界的生命，三十二身分也能看到。啊，你可以把这个光投到啊西方啊，这个东方啊北方啊南方啊啊投到这个美国啊加拿大啊。啊，日本啊啊，你会看到到处都是三十二身分的。啊，那这个是有定力的情况下，他修学了。啊，没有定力情况下的三十二身分的练习呢，跟这个比起来呢，就会有比较大的差别啊，这个没有定力的情况下，如果。</w:t>
+        <w:t>[00:02:15.280] 啊，那这个。这个三十二身分练习成功呢。他举目所及，都是一堆三十二身分啊，身边的都是三十二身分，走出去也是三十二身分。啊，然后这个他可以把他的这个禅那的光呢，可以投向三十一界的生命啊。啊，有部分的人呢，三十一界的生命，三十二身分也能看到。啊，你可以把这个光投到啊西方啊，这个东方啊北方啊南方啊啊投到这个美国啊加拿大啊。啊，日本啊啊，你会看到到处都是三十二身分的。啊，那这个是有定力的情况下，他修学了。啊，没有定力情况下的三十二身分的练习呢，跟这个比起来呢，就会有比较大的差别啊，这个没有定力的情况下，如果。</w:t>
       </w:r>
     </w:p>
     <w:p>
@@ -5591,7 +5591,7 @@
         <w:rPr>
           <w:b w:val="0"/>
         </w:rPr>
-        <w:t>[00:32:12.280] 啊，第一呢，就是不乐于乐的征服者。啊，不管你是对乐还不乐呢，啊，都可以征服啊。不畏恐惧的征服者啊，就我们很多人对自己的身体很爱惜，担心有各种各样的毛病啊，生病啊，或者被什么蚊虫叮咬啊，或者是觉得被这个晚上会被什么魔鬼抓啊，你也想着自己对一对三十二身分，呃，他就不害怕了啊。</w:t>
+        <w:t>[00:32:12.280] 啊，第一呢，就是「乐与不乐的征服者」。啊，不管你是对乐还不乐呢，啊，都可以征服啊。不畏恐惧的征服者啊，就我们很多人对自己的身体很爱惜，担心有各种各样的毛病啊，生病啊，或者被什么蚊虫叮咬啊，或者是觉得被这个晚上会被什么魔鬼抓啊，你也想着自己对一对三十二身分，呃，他就不害怕了啊。</w:t>
       </w:r>
     </w:p>
     <w:p>
@@ -5606,7 +5606,7 @@
         <w:rPr>
           <w:b w:val="0"/>
         </w:rPr>
-        <w:t>[00:32:41.720] 能够忍耐冷热啊，能够忍耐饥渴，蚊虫啊，蚊虫叮咬。因为他盯的他不是你了，这盯的是三十二身分啊。对，忍耐饥渴呢，就是饿的是你的胃，而不是你哪一个人呢啊？那能够忍耐他人言语词的啊，恶语言辞抱怨呢，辱骂了啊，他骂的是你的哪一个身分呢？啊，这么想啊，能够忍耐不愉悦不可以危害生命的身受啊，你觉得这个这个身体的苦受啊，撞到了被打到了啊，那么其实就是某一个身分受到一些伤害了啊，你自己并没有一个你啊，除了你是三个身分以外，并没有一个你真的存在。</w:t>
+        <w:t>[00:32:41.720] 能够忍耐冷热啊，能够忍耐饥渴，蚊虫啊，蚊虫叮咬。因为（它）叮的不是你，叮的是三十二身分啊。对，忍耐饥渴呢，就是饿的是你的胃，而不是你哪一个人呢啊？那能够忍耐他人言语词的啊，恶语言辞抱怨呢，辱骂了啊，他骂的是你的哪一个身分呢？啊，这么想啊，能够忍耐不愉悦不可以危害生命的身受啊，你觉得这个这个身体的苦受啊，撞到了被打到了啊，那么其实就是某一个身分受到一些伤害了啊，你自己并没有一个你啊，除了你是三个身分以外，并没有一个你真的存在。</w:t>
       </w:r>
     </w:p>
     <w:p>
@@ -9706,7 +9706,7 @@
         <w:rPr>
           <w:b w:val="0"/>
         </w:rPr>
-        <w:t>[00:09:02.380] 然后胸膜。包括心脏的包膜、肾脏的包膜。皮肤啊，以下全身啊，肉跟皮肤之间啊那一层。啊，嗯。触觉神经为主的这样的包膜。啊，然后是脾。脾在心，心脏往下啊，胃部往上啊，那个靠左边的那个旮旯里面。那个小拳头一样的，嗯。脾。啊脾脏啊，因为是肺腑啊，心脏上方啊，就是左胸右胸啊，里面主要是那个肺腑。嗯。是。肉红色的啊，有点像。嗯。</w:t>
+        <w:t>[00:09:02.380] 然后是膜，包括心脏的包膜、肾脏的包膜（三种膜）。皮肤啊，以下全身啊，肉跟皮肤之间啊那一层。啊，嗯。触觉神经为主的这样的包膜。啊，然后是脾。脾在心，心脏往下啊，胃部往上啊，那个靠左边的那个旮旯里面。那个小拳头一样的，嗯。脾。啊，肺啊，（肺）在心脏上方啊，就是左胸右胸啊，里面主要是那个肺腑。嗯。是。肉红色的啊，有点像。嗯。</w:t>
       </w:r>
     </w:p>
     <w:p>
@@ -9721,7 +9721,7 @@
         <w:rPr>
           <w:b w:val="0"/>
         </w:rPr>
-        <w:t>[00:10:00.620] 即将完全成熟的无花果里面的果仁。果肉。然后是腹腔里面的肠子，小肠。大肠，大肠是绕着小肠。啊，肠与肠之间有膜啊，脂肪性的膜。肠间膜。然后是胃啊。胃里面的食物啊，那个。跟粪坑一样的。充满了这种臭味的。胃中物。然后小肠里面呢，是胃中物的，往下推到大肠里面就变成粪便。的分别啊。很臭的粪便。而是大脑。嗯，脑壳里面的大脑。啊，看下是胆汁。啊肝脏左边靠下部后下方的。感觉。痰在你的这个。哦。食道跟肺啊，整个肺部和。啊，脾脏啊，里面都有储痰的地方啊，就有很多痰，黏黏的。</w:t>
+        <w:t>[00:10:00.620] （如）未熟的无花果，里面的果仁、果肉。然后是腹腔里面的肠子，小肠。大肠，大肠是绕着小肠。啊，肠与肠之间有膜啊，脂肪性的膜。肠间膜。然后是胃啊。胃里面的食物啊，那个。跟粪坑一样的。充满了这种臭味的。胃中物。然后小肠里面呢，是胃中物的，往下推到大肠里面就变成粪便。的分别啊。很臭的粪便。而是大脑。嗯，脑壳里面的大脑。啊，看下是胆汁。啊肝脏左边靠下部后下方的。感觉。痰在你的这个。哦。食道跟肺啊，整个肺部和。啊，脾脏啊，里面都有储痰的地方啊，就有很多痰，黏黏的。</w:t>
       </w:r>
     </w:p>
     <w:p>
@@ -10983,7 +10983,7 @@
         <w:rPr>
           <w:b w:val="0"/>
         </w:rPr>
-        <w:t>[00:23:19.040] 那不要用脑子想。啊。脑子想呢，你修三个身分就会想到脑子疼啊，很多人就会脑子疼呃，下来的时候很不轻松很不爽。</w:t>
+        <w:t>[00:23:19.040] 那不要用脑子想。啊。脑子想呢，你修三十二身分就会想到脑子疼啊，很多人就会脑子疼呃，下来的时候很不轻松很不爽。</w:t>
       </w:r>
     </w:p>
     <w:p>
@@ -11058,7 +11058,7 @@
         <w:rPr>
           <w:b w:val="0"/>
         </w:rPr>
-        <w:t>[00:25:05.450] 那么这样的这个过程呢，它是用大脑来切换的。所以，你感觉好像大脑在想东西，其实大脑不想受了，大脑是负责切换来回切换啊。那么，你觉得要用大脑去想的时候呢，其实是我们的心。先抛大脑，但是你也不知道所谓大脑在哪个部分啊，你就想去整个大脑去想这个东西，所以整个大脑里面呢，这个首先呢，它的这个这个大脑的这个这个开关啊，它就会出现紊乱。啊，他又没有办法正常的运作，所以糊糊的啊，蒙蒙的那种感觉啊啊，</w:t>
+        <w:t>[00:25:05.450] 那么这样的这个过程呢，它是用大脑来切换的。所以，你感觉好像大脑在想东西，其实大脑不想东西，大脑是负责（来回）切换啊。那么，你觉得要用大脑去想的时候呢，其实是我们的心。先抛大脑，但是你也不知道所谓大脑在哪个部分啊，你就想去整个大脑去想这个东西，所以整个大脑里面呢，这个首先呢，它的这个这个大脑的这个这个开关啊，它就会出现紊乱。啊，他又没有办法正常的运作，所以糊糊的啊，蒙蒙的那种感觉啊啊，</w:t>
       </w:r>
     </w:p>
     <w:p>
@@ -11141,7 +11141,7 @@
         <w:rPr>
           <w:b w:val="0"/>
         </w:rPr>
-        <w:t>[00:28:18.140] 啊，所以自己坐在一个宽阔的。原野上。嗯，后面是。巍峨的喜马拉雅山。始终是。宽阔的草原。嗯。阳光明媚。微风徐徐。前方是。广阔的大海。忙。嗯。回到我们心脏的位置。嗯啊。过去的纠结。追回。打个包。在上海。把对未来的。恐惧。啊，有。各种没有意义的规划。打个包。奔向大海。当下的不满、焦虑。哦。面向大海。给自己的内心放一个清明键。军工。清零。好，跟自己的心讲，我们现在要修习三十二身分。</w:t>
+        <w:t>[00:28:18.140] 啊，所以自己坐在一个宽阔的。原野上。嗯，后面是。巍峨的喜马拉雅山。始终是。宽阔的草原。嗯。阳光明媚。微风徐徐。前方是。广阔的大海。忙。嗯。回到我们心脏的位置。嗯啊。过去的纠结。追回。打个包。在上海。把对未来的。恐惧。啊，有。各种没有意义的规划。打个包。奔向大海。当下的不满、焦虑。哦。面向大海。给自己的内心放一个清零键。清零。好，跟自己的心讲，我们现在要修习三十二身分。</w:t>
       </w:r>
     </w:p>
     <w:p>
@@ -11156,7 +11156,7 @@
         <w:rPr>
           <w:b w:val="0"/>
         </w:rPr>
-        <w:t>[00:30:34.300] 头发。用你的心。感知一下头顶的头发。或者让那个头发在你的新的的位置呈现出来。把你的心脏当做一个显示屏。嗯。你可以看一根头发，或者一个片头发，或者整个头顶的头发。好吧。并不可爱，但是可厌。那是体毛。注意观察自己的眉毛。或者让眉毛在心里面呈现。啊。身体的汗毛。体毛是可。你可以在全身的每一个部位，或者从大到脚慢慢的去。观察那个皮毛。就这样。的某一个指甲。然后选手的视角。两个手的指甲。然后是脚指甲。有些人指甲有灰，指甲。嗯，指甲已经腐烂了。指甲是可验。</w:t>
+        <w:t>[00:30:34.300] 头发。用你的心。感知一下头顶的头发。或者让那个头发在你心里面的位置呈现出来。把你的心脏当做一个显示屏。嗯。你可以看一根头发，或者一个片头发，或者整个头顶的头发。好吧。并不可爱，但是可厌。那是体毛。注意观察自己的眉毛。或者让眉毛在心里面呈现。啊。身体的汗毛。体毛是可。你可以在全身的每一个部位，或者从大到脚慢慢的去。观察那个皮毛。就这样。的某一个指甲。然后选手的视角。两个手的指甲。然后是脚指甲。有些人指甲有灰，指甲。嗯，指甲已经腐烂了。指甲是可验。</w:t>
       </w:r>
     </w:p>
     <w:p>
@@ -11737,7 +11737,7 @@
         <w:rPr>
           <w:b w:val="0"/>
         </w:rPr>
-        <w:t>[00:04:59.380] 然后再来看周边的比较。啊，一个手的指甲。两个手的指甲。一个角的直角。两个角的直角。手脚全部都指甲。啊，你看。啊，然后看牙齿。嗯，我们可以取左边的槽牙。啊，从牙床开始看下去。啊，那这个牙齿边上的那个牙垢。跳出的牙垢。啊然后从下牙齿啊，整个牙床过来到左边。上牙齿啊。从左边到右边吧。整个牙齿。啊，有些牙齿呢，都已经坏了，有些是骨破了，有的是蛀下去了。啊，这个牙垢是臭，蛀牙也是臭。不进。</w:t>
+        <w:t>[00:04:59.380] 然后再来看周边的比较。啊，一个手的指甲。两个手的指甲。一个脚的趾甲，两个脚的趾甲，手脚全部（都是）指甲。啊，你看。啊，然后看牙齿。嗯，我们可以取左边的槽牙。啊，从牙床开始看下去。啊，那这个牙齿边上的那个牙垢。跳出的牙垢。啊然后从下牙齿啊，整个牙床过来到左边。上牙齿啊。从左边到右边吧。整个牙齿。啊，有些牙齿呢，都已经坏了，有些是骨破了，有的是蛀下去了。啊，这个牙垢是臭，蛀牙也是臭。不进。</w:t>
       </w:r>
     </w:p>
     <w:p>
@@ -11752,7 +11752,7 @@
         <w:rPr>
           <w:b w:val="0"/>
         </w:rPr>
-        <w:t>[00:06:04.340] 可验。嗯，看皮肤啊。你可以从头皮开始。啊，脸上的皮啊，肾上的皮。哦。皮下呢，充满了毛孔。毛孔呢，这里流着流着往外冒着这个膏脂啊，散发着。啊，不同的味道。</w:t>
+        <w:t>[00:06:04.340] 可验。嗯，看皮肤啊。你可以从头皮开始。啊，脸上的皮啊，身上的皮。皮下呢，充满了毛孔。毛孔呢，这里流着流着往外冒着这个膏脂啊，散发着。啊，不同的味道。</w:t>
       </w:r>
     </w:p>
     <w:p>
@@ -13465,7 +13465,7 @@
         <w:rPr>
           <w:b w:val="0"/>
         </w:rPr>
-        <w:t>[00:00:58.320] 而纯观行者呢，就没有修四禅八定。他就是说四界差别。啊，这个通过修正一下四界差别呢，证得近行定啊，那证得近行定以后呢，因为四界差别呢，它可以直接破碎。这个我们身体的秘籍啊，见到究竟色法。电脑究竟色法以后呢？就开始修明法啊，那明舍修完以后就开始修缘起又开始修观。啊，所以这个这个佛陀时代呢，就有这两种行者，纯观行者。那只是呢啊，在现代呢，这个这个很多的纯关呢，它不是按照传统纯官来修的啊，</w:t>
+        <w:t>[00:00:58.320] 而纯观行者呢，就没有修四禅八定。他就是说四界差别。啊，这个通过修正一下四界差别呢，证得近行定啊，那证得近行定以后呢，因为四界差别呢，它可以直接破碎。（破除）我们身体的密集，见到究竟色法。见到究竟色法以后，就开始修名法；那名色修完以后就开始修缘起又开始修观。啊，所以这个这个佛陀时代呢，就有这两种行者，纯观行者。那只是呢啊，在现代呢，这个很多的纯观（行者）呢，不是按照传统纯观（行者）来修的，</w:t>
       </w:r>
     </w:p>
     <w:p>
@@ -13495,7 +13495,7 @@
         <w:rPr>
           <w:b w:val="0"/>
         </w:rPr>
-        <w:t>[00:02:39.230] 据说呢，有一些人可以到刹那定，就是可以见到色聚。啊，就是看到色聚的生灭，但是呢，没有听说他们在把色聚破碎，再建到究竟色法。好，那这是一个呃差别了哈，所以那么这个那从呃传统的清净道论的教导上来讲呢啊，纯观呢啊，即使是不管是哪一种纯官呢啊最后修十六观智都是一样的，都是要从究竟名次法开始修起啊。</w:t>
+        <w:t>[00:02:39.230] 据说呢，有一些人可以到刹那定，就是可以见到色聚。啊，就是看到色聚的生灭，但是呢，没有听说他们在把色聚破碎，再建到究竟色法。好，那这是一个呃差别了哈，所以那么这个那从呃传统的清净道论的教导上来讲呢啊，纯观呢啊，即使是不管是哪一种纯官呢啊最后修十六观智都是一样的，都是要从究竟名色法开始修起啊。</w:t>
       </w:r>
     </w:p>
     <w:p>
@@ -13540,7 +13540,7 @@
         <w:rPr>
           <w:b w:val="0"/>
         </w:rPr>
-        <w:t>[00:04:21.520] 啊，就是四大，我们讲说四大不平衡的啊，我们经常在佛教界里面这个问候就讲说祝愿这个四大清安啊，那四大清安呢，就是四大平衡啊，那么四大平衡呢，身体自然就没有毛病啊，那是这个角度。</w:t>
+        <w:t>[00:04:21.520] 啊，就是四大，我们讲说四大不平衡的啊，我们经常在佛教界里面这个问候就讲说祝愿这个四大轻安啊，那四大清安呢，就是四大平衡啊，那么四大平衡呢，身体自然就没有毛病啊，那是这个角度。</w:t>
       </w:r>
     </w:p>
     <w:p>
@@ -13570,7 +13570,7 @@
         <w:rPr>
           <w:b w:val="0"/>
         </w:rPr>
-        <w:t>[00:06:13.360] 啊，它有分这个简易法和详尽法。啊。这个简历法呢，就是我们这个四大呢。呃，它分别有十二种特相。啊，地界呢，有六种特相，有硬粗重、软滑轻啊，它是对应的是拮抗的一对啊。啊硬呢就是对软。出呢是对华。重呢是对轻啊。那。</w:t>
+        <w:t>[00:06:13.360] 啊，它有分这个简易法和详尽法。啊。这个简易法呢，就是我们这个四大呢。呃，它分别有十二种特相。啊，地界呢，有六种特相，有硬粗重、软滑轻啊，它是对应的是拮抗的一对啊。硬对软、粗对滑、重对轻。那。</w:t>
       </w:r>
     </w:p>
     <w:p>
@@ -13585,7 +13585,7 @@
         <w:rPr>
           <w:b w:val="0"/>
         </w:rPr>
-        <w:t>[00:11:24.280] 那也就合起来呢，地水火风呢，总共有十二种特相地界有六种，硬粗重软化轻啊，然后其他都是两种，两种就是水解的。这个啊，连接和湿性啊，火界的冷热啊，分界的。推动和支持。</w:t>
+        <w:t>[00:11:24.280] 那也就合起来呢，地水火风呢，总共有十二种特相地界有六种，硬粗重软化轻啊，然后其他都是两种，水界的黏结与湿性、火界的冷热、风界的推动与支持。</w:t>
       </w:r>
     </w:p>
     <w:p>
@@ -13600,7 +13600,7 @@
         <w:rPr>
           <w:b w:val="0"/>
         </w:rPr>
-        <w:t>[00:11:46.520] 好，那我们练习的时候呢，就是在身体的啊全身啊啊这个每一个部位啊，乃至于在每一个毛孔，我们能够感受到这种。十二种特相啊，就这样来练习。好，那么这个初学的时候呢，我们不大容易。这个全身都能够完全感知到。啊，那我们只是尝试练习了啊。尝试练习那四界差别呢，也可以作为我们啊，包括山水深庄啊，或随缘建塔这一些所缘比较多的业出来平静啊，我们的杂染的心或者是比较散乱的心啊，也可以把它作为这样的一种前行来用啊。好，那到后面呢，我们会再教那个火箭疗愈啊，啊，就是为这个火箭疗愈呢，可以打下一些基础哈。</w:t>
+        <w:t>[00:11:46.520] 好，那我们练习的时候呢，就是在身体的啊全身啊啊这个每一个部位啊，乃至于在每一个毛孔，我们能够感受到这种。十二种特相啊，就这样来练习。好，那么这个初学的时候呢，我们不大容易。这个全身都能够完全感知到。啊，那我们只是尝试练习了啊。尝试练习那四界差别呢，也可以作为我们啊，包括山水深庄啊，或随缘建塔这一些所缘比较多的业出来平静啊，我们的杂染的心或者是比较散乱的心啊，也可以把它作为这样的一种前行来用啊。好，那到后面呢，我们会再教那个火界疗愈啊，啊，就是为这个火箭疗愈呢，可以打下一些基础哈。</w:t>
       </w:r>
     </w:p>
     <w:p>
